--- a/05-manuscript/submission/title_page_R2.docx
+++ b/05-manuscript/submission/title_page_R2.docx
@@ -347,7 +347,7 @@
           <w:rPr>
             <w:rStyle w:val="Hyperlink"/>
           </w:rPr>
-          <w:t xml:space="preserve">https://doi.org/10.5281/zenodo.19569979</w:t>
+          <w:t xml:space="preserve">https://doi.org/10.5281/zenodo.19569978</w:t>
         </w:r>
       </w:hyperlink>
       <w:r>
@@ -396,7 +396,7 @@
         <w:pStyle w:val="FirstParagraph"/>
       </w:pPr>
       <w:r>
-        <w:t xml:space="preserve">The authors thank the Open Science Framework for hosting the pre-registration archive (DOI 10.17605/OSF.IO/ZMJY5) and Zenodo (CERN) for hosting the replication archive (DOI 10.5281/zenodo.19569979). Earlier drafts benefitted from outreach feedback solicitations to Daniel Mattingly (Yale), Jennifer Pan (Stanford), and Yuhua Wang (Harvard); any errors remain the authors’ own.</w:t>
+        <w:t xml:space="preserve">The authors thank the Open Science Framework for hosting the pre-registration archive (DOI 10.17605/OSF.IO/ZMJY5) and Zenodo (CERN) for hosting the replication archive (DOI 10.5281/zenodo.19569978). Earlier drafts benefitted from outreach feedback solicitations to Daniel Mattingly (Yale), Jennifer Pan (Stanford), and Yuhua Wang (Harvard); any errors remain the authors’ own.</w:t>
       </w:r>
     </w:p>
     <w:bookmarkEnd w:id="17"/>
@@ -519,17 +519,7 @@
         <w:t xml:space="preserve">References</w:t>
       </w:r>
       <w:r>
-        <w:t xml:space="preserve">: 20</w:t>
-      </w:r>
-      <w:r>
-        <w:t xml:space="preserve"> </w:t>
-      </w:r>
-      <w:r>
-        <w:rPr>
-          <w:i/>
-          <w:iCs/>
-        </w:rPr>
-        <w:t xml:space="preserve">(reference [20] Wu &amp; Zhou 2018 pending full citation)</w:t>
+        <w:t xml:space="preserve">: 21</w:t>
       </w:r>
     </w:p>
     <w:p>
@@ -586,7 +576,7 @@
         <w:t xml:space="preserve">Replication archive</w:t>
       </w:r>
       <w:r>
-        <w:t xml:space="preserve">: Zenodo DOI 10.5281/zenodo.19569979</w:t>
+        <w:t xml:space="preserve">: Zenodo DOI 10.5281/zenodo.19569978</w:t>
       </w:r>
     </w:p>
     <w:p>

--- a/05-manuscript/submission/title_page_R2.docx
+++ b/05-manuscript/submission/title_page_R2.docx
@@ -29,7 +29,7 @@
           <w:b/>
           <w:bCs/>
         </w:rPr>
-        <w:t xml:space="preserve">When Dictionaries Hit a Polysemy Ceiling: Validating a Measure of Visibility Bias with LLMs and Behavioral Evidence</w:t>
+        <w:t xml:space="preserve">Visibility Bias in Chinese Municipal Government Work Reports: Measurement and Behavioral Validation</w:t>
       </w:r>
     </w:p>
     <w:bookmarkEnd w:id="9"/>
@@ -51,18 +51,23 @@
           <w:b/>
           <w:bCs/>
         </w:rPr>
-        <w:t xml:space="preserve">Hongyang Xi </w:t>
-      </w:r>
-      <w:r>
-        <w:rPr>
-          <w:rFonts w:hint="eastAsia"/>
+        <w:t xml:space="preserve">Hongyang Xi</w:t>
+      </w:r>
+      <w:r>
+        <w:t xml:space="preserve">¹†* ·</w:t>
+      </w:r>
+      <w:r>
+        <w:t xml:space="preserve"> </w:t>
+      </w:r>
+      <w:r>
+        <w:rPr>
           <w:b/>
           <w:bCs/>
         </w:rPr>
-        <w:t xml:space="preserve">(奚红洋)</w:t>
-      </w:r>
-      <w:r>
-        <w:t xml:space="preserve">¹†* ·</w:t>
+        <w:t xml:space="preserve">Liu Can</w:t>
+      </w:r>
+      <w:r>
+        <w:t xml:space="preserve">²† ·</w:t>
       </w:r>
       <w:r>
         <w:t xml:space="preserve"> </w:t>
@@ -72,36 +77,7 @@
           <w:b/>
           <w:bCs/>
         </w:rPr>
-        <w:t xml:space="preserve">Liu Can </w:t>
-      </w:r>
-      <w:r>
-        <w:rPr>
-          <w:rFonts w:hint="eastAsia"/>
-          <w:b/>
-          <w:bCs/>
-        </w:rPr>
-        <w:t xml:space="preserve">(刘灿)</w:t>
-      </w:r>
-      <w:r>
-        <w:t xml:space="preserve">²† ·</w:t>
-      </w:r>
-      <w:r>
-        <w:t xml:space="preserve"> </w:t>
-      </w:r>
-      <w:r>
-        <w:rPr>
-          <w:b/>
-          <w:bCs/>
-        </w:rPr>
-        <w:t xml:space="preserve">Zhihui Li </w:t>
-      </w:r>
-      <w:r>
-        <w:rPr>
-          <w:rFonts w:hint="eastAsia"/>
-          <w:b/>
-          <w:bCs/>
-        </w:rPr>
-        <w:t xml:space="preserve">(李志辉)</w:t>
+        <w:t xml:space="preserve">Zhihui Li</w:t>
       </w:r>
       <w:r>
         <w:t xml:space="preserve">¹</w:t>
@@ -620,30 +596,7 @@
           <w:i/>
           <w:iCs/>
         </w:rPr>
-        <w:t xml:space="preserve">[Pending for Andy: confirm author order/equal-contribution footnote; regenerate title_page.docx/.pdf from this file. All three authors’ ORCIDs/affiliations now complete; recorded in</w:t>
-      </w:r>
-      <w:r>
-        <w:rPr>
-          <w:i/>
-          <w:iCs/>
-        </w:rPr>
-        <w:t xml:space="preserve"> </w:t>
-      </w:r>
-      <w:r>
-        <w:rPr>
-          <w:rStyle w:val="VerbatimChar"/>
-          <w:rFonts w:hint="eastAsia"/>
-          <w:i/>
-          <w:iCs/>
-        </w:rPr>
-        <w:t xml:space="preserve">本地信息.rtf</w:t>
-      </w:r>
-      <w:r>
-        <w:rPr>
-          <w:i/>
-          <w:iCs/>
-        </w:rPr>
-        <w:t xml:space="preserve">.]</w:t>
+        <w:t xml:space="preserve">[Pending for Andy: confirm author order/equal-contribution footnote; regenerate title_page.docx/.pdf from this file. All three authors’ ORCIDs/affiliations now complete.]</w:t>
       </w:r>
     </w:p>
     <w:bookmarkEnd w:id="20"/>

--- a/05-manuscript/submission/title_page_R2.docx
+++ b/05-manuscript/submission/title_page_R2.docx
@@ -457,7 +457,7 @@
         <w:t xml:space="preserve">Figures</w:t>
       </w:r>
       <w:r>
-        <w:t xml:space="preserve">: [recount for R2 — several exhibits demoted to appendix]</w:t>
+        <w:t xml:space="preserve">: 2 main-text (Fig 1 precision ladder; Fig 2 co-movement) + online-appendix figures (incl. ESM-6 procurement)</w:t>
       </w:r>
     </w:p>
     <w:p>
@@ -476,7 +476,7 @@
         <w:t xml:space="preserve">Tables</w:t>
       </w:r>
       <w:r>
-        <w:t xml:space="preserve">: [recount for R2 — main text: Table 0, Table 1 precision ladder, Table 2 co-movement]</w:t>
+        <w:t xml:space="preserve">: 3 main-text (Table 0 positioning; Table 1 precision ladder; Table 2 co-movement)</w:t>
       </w:r>
     </w:p>
     <w:p>
@@ -585,18 +585,6 @@
         <w:pict>
           <v:rect style="width:0;height:1.5pt" o:hralign="center" o:hrstd="t" o:hr="t"/>
         </w:pict>
-      </w:r>
-    </w:p>
-    <w:p>
-      <w:pPr>
-        <w:pStyle w:val="FirstParagraph"/>
-      </w:pPr>
-      <w:r>
-        <w:rPr>
-          <w:i/>
-          <w:iCs/>
-        </w:rPr>
-        <w:t xml:space="preserve">[Pending for Andy: confirm author order/equal-contribution footnote; regenerate title_page.docx/.pdf from this file. All three authors’ ORCIDs/affiliations now complete.]</w:t>
       </w:r>
     </w:p>
     <w:bookmarkEnd w:id="20"/>

--- a/05-manuscript/submission/title_page_R2.docx
+++ b/05-manuscript/submission/title_page_R2.docx
@@ -438,7 +438,7 @@
         <w:t xml:space="preserve">Word count</w:t>
       </w:r>
       <w:r>
-        <w:t xml:space="preserve">: ~10,900 (full master incl. statements + appendices; ~5,000 main text §1–§6 excluding online appendix)</w:t>
+        <w:t xml:space="preserve">: ~10,980 (full, incl. statements + appendices); ~6,350 main text (§1–§6, excluding online appendix)</w:t>
       </w:r>
     </w:p>
     <w:p>
@@ -457,7 +457,7 @@
         <w:t xml:space="preserve">Figures</w:t>
       </w:r>
       <w:r>
-        <w:t xml:space="preserve">: 2 main-text (Fig 1 precision ladder; Fig 2 co-movement) + online-appendix figures (incl. ESM-6 procurement)</w:t>
+        <w:t xml:space="preserve">: 2 main-text (Fig 1 precision ladder; Fig 2 behavioral co-movement) + 1 online-appendix (ESM-6 procurement)</w:t>
       </w:r>
     </w:p>
     <w:p>
@@ -476,7 +476,7 @@
         <w:t xml:space="preserve">Tables</w:t>
       </w:r>
       <w:r>
-        <w:t xml:space="preserve">: 3 main-text (Table 0 positioning; Table 1 precision ladder; Table 2 co-movement)</w:t>
+        <w:t xml:space="preserve">: 5 main-text (Table 0 positioning; Table 1 validity battery; Table 2 co-movement; Table 3 P1; Table 4 within-document)</w:t>
       </w:r>
     </w:p>
     <w:p>

--- a/05-manuscript/submission/title_page_R2.docx
+++ b/05-manuscript/submission/title_page_R2.docx
@@ -2,7 +2,7 @@
 <file path=word/document.xml><?xml version="1.0" encoding="utf-8"?>
 <w:document xmlns:w="http://schemas.openxmlformats.org/wordprocessingml/2006/main" xmlns:m="http://schemas.openxmlformats.org/officeDocument/2006/math" xmlns:r="http://schemas.openxmlformats.org/officeDocument/2006/relationships" xmlns:o="urn:schemas-microsoft-com:office:office" xmlns:v="urn:schemas-microsoft-com:vml" xmlns:w10="urn:schemas-microsoft-com:office:word" xmlns:a="http://schemas.openxmlformats.org/drawingml/2006/main" xmlns:pic="http://schemas.openxmlformats.org/drawingml/2006/picture" xmlns:wp="http://schemas.openxmlformats.org/drawingml/2006/wordprocessingDrawing">
   <w:body>
-    <w:bookmarkStart w:id="21" w:name="title-page"/>
+    <w:bookmarkStart w:id="20" w:name="title-page"/>
     <w:p>
       <w:pPr>
         <w:pStyle w:val="Heading1"/>
@@ -33,7 +33,7 @@
       </w:r>
     </w:p>
     <w:bookmarkEnd w:id="9"/>
-    <w:bookmarkStart w:id="16" w:name="authors"/>
+    <w:bookmarkStart w:id="15" w:name="authors"/>
     <w:p>
       <w:pPr>
         <w:pStyle w:val="Heading2"/>
@@ -67,20 +67,7 @@
         <w:t xml:space="preserve">Liu Can</w:t>
       </w:r>
       <w:r>
-        <w:t xml:space="preserve">²† ·</w:t>
-      </w:r>
-      <w:r>
-        <w:t xml:space="preserve"> </w:t>
-      </w:r>
-      <w:r>
-        <w:rPr>
-          <w:b/>
-          <w:bCs/>
-        </w:rPr>
-        <w:t xml:space="preserve">Zhihui Li</w:t>
-      </w:r>
-      <w:r>
-        <w:t xml:space="preserve">¹</w:t>
+        <w:t xml:space="preserve">²†</w:t>
       </w:r>
     </w:p>
     <w:p>
@@ -189,20 +176,6 @@
         </w:r>
       </w:hyperlink>
       <w:r>
-        <w:t xml:space="preserve">; Zhihui Li:</w:t>
-      </w:r>
-      <w:r>
-        <w:t xml:space="preserve"> </w:t>
-      </w:r>
-      <w:hyperlink r:id="rId12">
-        <w:r>
-          <w:rPr>
-            <w:rStyle w:val="Hyperlink"/>
-          </w:rPr>
-          <w:t xml:space="preserve">0009-0009-5486-8490</w:t>
-        </w:r>
-      </w:hyperlink>
-      <w:r>
         <w:t xml:space="preserve">.</w:t>
       </w:r>
     </w:p>
@@ -282,7 +255,7 @@
       <w:r>
         <w:t xml:space="preserve"> </w:t>
       </w:r>
-      <w:hyperlink r:id="rId13">
+      <w:hyperlink r:id="rId12">
         <w:r>
           <w:rPr>
             <w:rStyle w:val="Hyperlink"/>
@@ -318,7 +291,7 @@
       <w:r>
         <w:t xml:space="preserve"> </w:t>
       </w:r>
-      <w:hyperlink r:id="rId14">
+      <w:hyperlink r:id="rId13">
         <w:r>
           <w:rPr>
             <w:rStyle w:val="Hyperlink"/>
@@ -348,7 +321,7 @@
       <w:r>
         <w:t xml:space="preserve"> </w:t>
       </w:r>
-      <w:hyperlink r:id="rId15">
+      <w:hyperlink r:id="rId14">
         <w:r>
           <w:rPr>
             <w:rStyle w:val="Hyperlink"/>
@@ -357,14 +330,32 @@
         </w:r>
       </w:hyperlink>
     </w:p>
+    <w:bookmarkEnd w:id="15"/>
+    <w:bookmarkStart w:id="16" w:name="acknowledgments"/>
+    <w:p>
+      <w:pPr>
+        <w:pStyle w:val="Heading2"/>
+      </w:pPr>
+      <w:r>
+        <w:t xml:space="preserve">Acknowledgments</w:t>
+      </w:r>
+    </w:p>
+    <w:p>
+      <w:pPr>
+        <w:pStyle w:val="FirstParagraph"/>
+      </w:pPr>
+      <w:r>
+        <w:t xml:space="preserve">The authors thank the Open Science Framework for hosting the pre-registration archive (DOI 10.17605/OSF.IO/ZMJY5) and Zenodo (CERN) for hosting the replication archive (DOI 10.5281/zenodo.19569978). Earlier drafts benefitted from outreach feedback solicitations to Daniel Mattingly (Yale), Jennifer Pan (Stanford), and Yuhua Wang (Harvard); any errors remain the authors’ own.</w:t>
+      </w:r>
+    </w:p>
     <w:bookmarkEnd w:id="16"/>
-    <w:bookmarkStart w:id="17" w:name="acknowledgments"/>
+    <w:bookmarkStart w:id="17" w:name="funding"/>
     <w:p>
       <w:pPr>
         <w:pStyle w:val="Heading2"/>
       </w:pPr>
       <w:r>
-        <w:t xml:space="preserve">Acknowledgments</w:t>
+        <w:t xml:space="preserve">Funding</w:t>
       </w:r>
     </w:p>
     <w:p>
@@ -372,29 +363,11 @@
         <w:pStyle w:val="FirstParagraph"/>
       </w:pPr>
       <w:r>
-        <w:t xml:space="preserve">The authors thank the Open Science Framework for hosting the pre-registration archive (DOI 10.17605/OSF.IO/ZMJY5) and Zenodo (CERN) for hosting the replication archive (DOI 10.5281/zenodo.19569978). Earlier drafts benefitted from outreach feedback solicitations to Daniel Mattingly (Yale), Jennifer Pan (Stanford), and Yuhua Wang (Harvard); any errors remain the authors’ own.</w:t>
+        <w:t xml:space="preserve">This research received no specific grant from any funding agency in the public, commercial, or not-for-profit sectors. The work was conducted as part of the authors’ professional research activities.</w:t>
       </w:r>
     </w:p>
     <w:bookmarkEnd w:id="17"/>
-    <w:bookmarkStart w:id="18" w:name="funding"/>
-    <w:p>
-      <w:pPr>
-        <w:pStyle w:val="Heading2"/>
-      </w:pPr>
-      <w:r>
-        <w:t xml:space="preserve">Funding</w:t>
-      </w:r>
-    </w:p>
-    <w:p>
-      <w:pPr>
-        <w:pStyle w:val="FirstParagraph"/>
-      </w:pPr>
-      <w:r>
-        <w:t xml:space="preserve">This research received no specific grant from any funding agency in the public, commercial, or not-for-profit sectors. The work was conducted as part of the authors’ professional research activities.</w:t>
-      </w:r>
-    </w:p>
-    <w:bookmarkEnd w:id="18"/>
-    <w:bookmarkStart w:id="19" w:name="manuscript-metadata"/>
+    <w:bookmarkStart w:id="18" w:name="manuscript-metadata"/>
     <w:p>
       <w:pPr>
         <w:pStyle w:val="Heading2"/>
@@ -562,8 +535,8 @@
         </w:pict>
       </w:r>
     </w:p>
-    <w:bookmarkEnd w:id="19"/>
-    <w:bookmarkStart w:id="20" w:name="Xcabf8af7937fc8738fe51535f42338c35335219"/>
+    <w:bookmarkEnd w:id="18"/>
+    <w:bookmarkStart w:id="19" w:name="Xcabf8af7937fc8738fe51535f42338c35335219"/>
     <w:p>
       <w:pPr>
         <w:pStyle w:val="Heading2"/>
@@ -587,8 +560,8 @@
         </w:pict>
       </w:r>
     </w:p>
+    <w:bookmarkEnd w:id="19"/>
     <w:bookmarkEnd w:id="20"/>
-    <w:bookmarkEnd w:id="21"/>
     <w:sectPr>
       <w:footnotePr>
         <w:numRestart w:val="eachSect"/>
